--- a/assets/Stefane-Cerezo-Resume-ATS.docx
+++ b/assets/Stefane-Cerezo-Resume-ATS.docx
@@ -45,7 +45,7 @@
         </w:rPr>
         <w:t xml:space="preserve">0955 254 0848  ·  </w:t>
       </w:r>
-      <w:hyperlink w:history="1" r:id="rIdv4m9kjgwlzshq3kvvivls">
+      <w:hyperlink w:history="1" r:id="rIdvb9ayy4xxjf1n_aqwg7y4">
         <w:r>
           <w:rPr>
             <w:rFonts w:ascii="Times New Roman" w:cs="Times New Roman" w:eastAsia="Times New Roman" w:hAnsi="Times New Roman"/>
@@ -65,7 +65,7 @@
         </w:rPr>
         <w:t xml:space="preserve">  ·  </w:t>
       </w:r>
-      <w:hyperlink w:history="1" r:id="rId2jxmjq5e2sdzh4mljba40">
+      <w:hyperlink w:history="1" r:id="rIdrbhrqlai_mxpgd49ef0lf">
         <w:r>
           <w:rPr>
             <w:rFonts w:ascii="Times New Roman" w:cs="Times New Roman" w:eastAsia="Times New Roman" w:hAnsi="Times New Roman"/>
@@ -85,7 +85,7 @@
         </w:rPr>
         <w:t xml:space="preserve">  ·  </w:t>
       </w:r>
-      <w:hyperlink w:history="1" r:id="rIdgaumscqymjht4kjtsd7ui">
+      <w:hyperlink w:history="1" r:id="rId4qvij0civ8cgdpa9rrlmm">
         <w:r>
           <w:rPr>
             <w:rFonts w:ascii="Times New Roman" w:cs="Times New Roman" w:eastAsia="Times New Roman" w:hAnsi="Times New Roman"/>
@@ -412,7 +412,7 @@
           <w:sz w:val="20"/>
           <w:szCs w:val="20"/>
         </w:rPr>
-        <w:t xml:space="preserve">GIS-Based Solar Installation Tracking System</w:t>
+        <w:t xml:space="preserve">SolarCORE: GIS-Based Solar Installation Tracking System</w:t>
       </w:r>
       <w:r>
         <w:rPr>
@@ -490,54 +490,6 @@
     </w:p>
     <w:p>
       <w:pPr>
-        <w:keepNext/>
-        <w:tabs>
-          <w:tab w:val="right" w:pos="10080"/>
-        </w:tabs>
-        <w:spacing w:after="0" w:before="40"/>
-      </w:pPr>
-      <w:r>
-        <w:rPr>
-          <w:rFonts w:ascii="Times New Roman" w:cs="Times New Roman" w:eastAsia="Times New Roman" w:hAnsi="Times New Roman"/>
-          <w:b/>
-          <w:bCs/>
-          <w:sz w:val="20"/>
-          <w:szCs w:val="20"/>
-        </w:rPr>
-        <w:t xml:space="preserve">Barangay Health Center Management System</w:t>
-      </w:r>
-      <w:r>
-        <w:rPr>
-          <w:rFonts w:ascii="Times New Roman" w:cs="Times New Roman" w:eastAsia="Times New Roman" w:hAnsi="Times New Roman"/>
-          <w:b/>
-          <w:bCs/>
-          <w:sz w:val="20"/>
-          <w:szCs w:val="20"/>
-        </w:rPr>
-        <w:t xml:space="preserve">	Bantug, Ramon, Isabela</w:t>
-      </w:r>
-    </w:p>
-    <w:p>
-      <w:pPr>
-        <w:keepNext/>
-        <w:tabs>
-          <w:tab w:val="right" w:pos="10080"/>
-        </w:tabs>
-        <w:spacing w:after="0" w:before="0"/>
-      </w:pPr>
-      <w:r>
-        <w:rPr>
-          <w:rFonts w:ascii="Times New Roman" w:cs="Times New Roman" w:eastAsia="Times New Roman" w:hAnsi="Times New Roman"/>
-          <w:i/>
-          <w:iCs/>
-          <w:sz w:val="20"/>
-          <w:szCs w:val="20"/>
-        </w:rPr>
-        <w:t xml:space="preserve">Academic Project (Team, Client-Based)  |  VB.NET</w:t>
-      </w:r>
-    </w:p>
-    <w:p>
-      <w:pPr>
         <w:pStyle w:val="ListParagraph"/>
         <w:numPr>
           <w:ilvl w:val="0"/>
@@ -551,7 +503,67 @@
           <w:sz w:val="20"/>
           <w:szCs w:val="20"/>
         </w:rPr>
-        <w:t xml:space="preserve">A management system for the Barangay Bantug Health Center, built for a course requirement to find a real client and design a solution to its problem.</w:t>
+        <w:t xml:space="preserve">Project documentation: </w:t>
+      </w:r>
+      <w:hyperlink w:history="1" r:id="rIdcbnqc103cclpqt7golqq8">
+        <w:r>
+          <w:rPr>
+            <w:rFonts w:ascii="Times New Roman" w:cs="Times New Roman" w:eastAsia="Times New Roman" w:hAnsi="Times New Roman"/>
+            <w:color w:val="0563C1"/>
+            <w:sz w:val="20"/>
+            <w:szCs w:val="20"/>
+            <w:u w:val="single"/>
+          </w:rPr>
+          <w:t xml:space="preserve">github.com/stfcrz11/SolarCORE_docs</w:t>
+        </w:r>
+      </w:hyperlink>
+    </w:p>
+    <w:p>
+      <w:pPr>
+        <w:keepNext/>
+        <w:tabs>
+          <w:tab w:val="right" w:pos="10080"/>
+        </w:tabs>
+        <w:spacing w:after="0" w:before="40"/>
+      </w:pPr>
+      <w:r>
+        <w:rPr>
+          <w:rFonts w:ascii="Times New Roman" w:cs="Times New Roman" w:eastAsia="Times New Roman" w:hAnsi="Times New Roman"/>
+          <w:b/>
+          <w:bCs/>
+          <w:sz w:val="20"/>
+          <w:szCs w:val="20"/>
+        </w:rPr>
+        <w:t xml:space="preserve">Barangay Health Center Management System</w:t>
+      </w:r>
+      <w:r>
+        <w:rPr>
+          <w:rFonts w:ascii="Times New Roman" w:cs="Times New Roman" w:eastAsia="Times New Roman" w:hAnsi="Times New Roman"/>
+          <w:b/>
+          <w:bCs/>
+          <w:sz w:val="20"/>
+          <w:szCs w:val="20"/>
+        </w:rPr>
+        <w:t xml:space="preserve">	Bantug, Ramon, Isabela</w:t>
+      </w:r>
+    </w:p>
+    <w:p>
+      <w:pPr>
+        <w:keepNext/>
+        <w:tabs>
+          <w:tab w:val="right" w:pos="10080"/>
+        </w:tabs>
+        <w:spacing w:after="0" w:before="0"/>
+      </w:pPr>
+      <w:r>
+        <w:rPr>
+          <w:rFonts w:ascii="Times New Roman" w:cs="Times New Roman" w:eastAsia="Times New Roman" w:hAnsi="Times New Roman"/>
+          <w:i/>
+          <w:iCs/>
+          <w:sz w:val="20"/>
+          <w:szCs w:val="20"/>
+        </w:rPr>
+        <w:t xml:space="preserve">Academic Project (Team, Client-Based)  |  VB.NET</w:t>
       </w:r>
     </w:p>
     <w:p>
@@ -569,9 +581,27 @@
           <w:sz w:val="20"/>
           <w:szCs w:val="20"/>
         </w:rPr>
+        <w:t xml:space="preserve">A management system for the Barangay Bantug Health Center, built for a course requirement to find a real client and design a solution to its problem.</w:t>
+      </w:r>
+    </w:p>
+    <w:p>
+      <w:pPr>
+        <w:pStyle w:val="ListParagraph"/>
+        <w:numPr>
+          <w:ilvl w:val="0"/>
+          <w:numId w:val="2"/>
+        </w:numPr>
+        <w:spacing w:after="0"/>
+      </w:pPr>
+      <w:r>
+        <w:rPr>
+          <w:rFonts w:ascii="Times New Roman" w:cs="Times New Roman" w:eastAsia="Times New Roman" w:hAnsi="Times New Roman"/>
+          <w:sz w:val="20"/>
+          <w:szCs w:val="20"/>
+        </w:rPr>
         <w:t xml:space="preserve">Developed in VB.NET; source code at </w:t>
       </w:r>
-      <w:hyperlink w:history="1" r:id="rIdeurtjlzxq-ml-iphhgfhv">
+      <w:hyperlink w:history="1" r:id="rIdfbhuqzjizjhklj2jgppcf">
         <w:r>
           <w:rPr>
             <w:rFonts w:ascii="Times New Roman" w:cs="Times New Roman" w:eastAsia="Times New Roman" w:hAnsi="Times New Roman"/>
@@ -710,7 +740,7 @@
         </w:rPr>
         <w:t xml:space="preserve">Credential: </w:t>
       </w:r>
-      <w:hyperlink w:history="1" r:id="rId80xbfqplyrnxebcfrgrah">
+      <w:hyperlink w:history="1" r:id="rIdy0kmw_azvtynlfr_oz8uw">
         <w:r>
           <w:rPr>
             <w:rFonts w:ascii="Times New Roman" w:cs="Times New Roman" w:eastAsia="Times New Roman" w:hAnsi="Times New Roman"/>
@@ -756,7 +786,7 @@
         </w:rPr>
         <w:t xml:space="preserve">Credential: </w:t>
       </w:r>
-      <w:hyperlink w:history="1" r:id="rIdw7gjciua-fbhvc3oihdnz">
+      <w:hyperlink w:history="1" r:id="rId_muddzhq9mnsk5ij19gjs">
         <w:r>
           <w:rPr>
             <w:rFonts w:ascii="Times New Roman" w:cs="Times New Roman" w:eastAsia="Times New Roman" w:hAnsi="Times New Roman"/>

--- a/assets/Stefane-Cerezo-Resume-ATS.docx
+++ b/assets/Stefane-Cerezo-Resume-ATS.docx
@@ -376,7 +376,7 @@
             <w:color w:val="0563C1"/>
             <w:u w:val="single"/>
           </w:rPr>
-          <w:t>github.com/stfcrz11/SolarCORE_docs</w:t>
+          <w:t>stfcrz11.github.io/SolarCORE_docs</w:t>
         </w:r>
       </w:hyperlink>
     </w:p>
@@ -661,6 +661,90 @@
           <w:b/>
           <w:bCs/>
         </w:rPr>
+        <w:t>Introduction to Cybersecurity, Cisco Networking Academy</w:t>
+      </w:r>
+      <w:r>
+        <w:rPr>
+          <w:b/>
+          <w:bCs/>
+        </w:rPr>
+        <w:tab/>
+        <w:t>October 2026</w:t>
+      </w:r>
+    </w:p>
+    <w:p>
+      <w:r>
+        <w:rPr>
+          <w:i/>
+          <w:iCs/>
+        </w:rPr>
+        <w:t xml:space="preserve">Credential: </w:t>
+      </w:r>
+      <w:hyperlink r:id="rId16" w:history="1">
+        <w:r>
+          <w:rPr>
+            <w:color w:val="0563C1"/>
+            <w:u w:val="single"/>
+          </w:rPr>
+          <w:t>netacad.com/certificates (issuance f925a05a-7327-44f2-86c5-5dfe56038d54)</w:t>
+        </w:r>
+      </w:hyperlink>
+    </w:p>
+    <w:p>
+      <w:pPr>
+        <w:keepNext/>
+        <w:tabs>
+          <w:tab w:val="right" w:pos="10080"/>
+        </w:tabs>
+        <w:spacing w:before="40"/>
+      </w:pPr>
+      <w:r>
+        <w:rPr>
+          <w:b/>
+          <w:bCs/>
+        </w:rPr>
+        <w:t>Network Support and Security, Cisco Networking Academy</w:t>
+      </w:r>
+      <w:r>
+        <w:rPr>
+          <w:b/>
+          <w:bCs/>
+        </w:rPr>
+        <w:tab/>
+        <w:t>October 2026</w:t>
+      </w:r>
+    </w:p>
+    <w:p>
+      <w:r>
+        <w:rPr>
+          <w:i/>
+          <w:iCs/>
+        </w:rPr>
+        <w:t xml:space="preserve">Credential: </w:t>
+      </w:r>
+      <w:hyperlink r:id="rId13" w:history="1">
+        <w:r>
+          <w:rPr>
+            <w:color w:val="0563C1"/>
+            <w:u w:val="single"/>
+          </w:rPr>
+          <w:t>netacad.com/certificates (issuance d34c61c6-ace0-412f-afc3-43d438178b63)</w:t>
+        </w:r>
+      </w:hyperlink>
+    </w:p>
+    <w:p>
+      <w:pPr>
+        <w:keepNext/>
+        <w:tabs>
+          <w:tab w:val="right" w:pos="10080"/>
+        </w:tabs>
+        <w:spacing w:before="40"/>
+      </w:pPr>
+      <w:r>
+        <w:rPr>
+          <w:b/>
+          <w:bCs/>
+        </w:rPr>
         <w:t>NetOps Certified Engineer (NTO-101), AppKademiya</w:t>
       </w:r>
       <w:r>
@@ -669,7 +753,7 @@
           <w:bCs/>
         </w:rPr>
         <w:tab/>
-        <w:t>2026</w:t>
+        <w:t>September 2026</w:t>
       </w:r>
     </w:p>
     <w:p>
@@ -693,40 +777,6 @@
     <w:p>
       <w:pPr>
         <w:keepNext/>
-        <w:tabs>
-          <w:tab w:val="right" w:pos="10080"/>
-        </w:tabs>
-        <w:spacing w:before="40"/>
-      </w:pPr>
-      <w:r>
-        <w:rPr>
-          <w:b/>
-          <w:bCs/>
-        </w:rPr>
-        <w:t>Network Support and Security, Cisco Networking Academy</w:t>
-      </w:r>
-    </w:p>
-    <w:p>
-      <w:r>
-        <w:rPr>
-          <w:i/>
-          <w:iCs/>
-        </w:rPr>
-        <w:t xml:space="preserve">Credential: </w:t>
-      </w:r>
-      <w:hyperlink r:id="rId13" w:history="1">
-        <w:r>
-          <w:rPr>
-            <w:color w:val="0563C1"/>
-            <w:u w:val="single"/>
-          </w:rPr>
-          <w:t>netacad.com/certificates (issuance d34c61c6-ace0-412f-afc3-43d438178b63)</w:t>
-        </w:r>
-      </w:hyperlink>
-    </w:p>
-    <w:p>
-      <w:pPr>
-        <w:keepNext/>
         <w:pBdr>
           <w:bottom w:val="single" w:sz="6" w:space="1" w:color="000000"/>
         </w:pBdr>
@@ -746,6 +796,57 @@
         <w:tabs>
           <w:tab w:val="right" w:pos="10080"/>
         </w:tabs>
+      </w:pPr>
+      <w:r>
+        <w:rPr>
+          <w:b/>
+          <w:bCs/>
+        </w:rPr>
+        <w:t>Philippine Startup Challenge XI (PSC XI): Regional Pitching Competition, DICT – Region 2</w:t>
+      </w:r>
+      <w:r>
+        <w:rPr>
+          <w:b/>
+          <w:bCs/>
+        </w:rPr>
+        <w:tab/>
+        <w:t>October 2026</w:t>
+      </w:r>
+    </w:p>
+    <w:p>
+      <w:pPr>
+        <w:keepNext/>
+        <w:tabs>
+          <w:tab w:val="right" w:pos="10080"/>
+        </w:tabs>
+      </w:pPr>
+      <w:r>
+        <w:rPr>
+          <w:i/>
+          <w:iCs/>
+        </w:rPr>
+        <w:t>Regional Finalist, Student Category (Team)  |  Lead Developer</w:t>
+      </w:r>
+    </w:p>
+    <w:p>
+      <w:pPr>
+        <w:pStyle w:val="ListParagraph"/>
+        <w:numPr>
+          <w:ilvl w:val="0"/>
+          <w:numId w:val="2"/>
+        </w:numPr>
+      </w:pPr>
+      <w:r>
+        <w:t>Pitched SolarCORE, our GIS-based solar installation tracking system, as one of the regional student finalists.</w:t>
+      </w:r>
+    </w:p>
+    <w:p>
+      <w:pPr>
+        <w:keepNext/>
+        <w:tabs>
+          <w:tab w:val="right" w:pos="10080"/>
+        </w:tabs>
+        <w:spacing w:before="40"/>
       </w:pPr>
       <w:r>
         <w:rPr>
